--- a/README.docx
+++ b/README.docx
@@ -215,9 +215,6 @@
         <w:shd w:val="clear" w:color="auto" w:fill="EEF2F5"/>
         <w:spacing w:before="20" w:after="20"/>
         <w:ind w:left="432" w:right="216"/>
-        <w:rPr>
-          <w:rFonts w:hint="eastAsia"/>
-        </w:rPr>
       </w:pPr>
       <w:r>
         <w:t>git init</w:t>
@@ -248,16 +245,15 @@
         <w:shd w:val="clear" w:color="auto" w:fill="EEF2F5"/>
         <w:spacing w:before="20" w:after="20"/>
         <w:ind w:right="216"/>
-        <w:rPr>
-          <w:rFonts w:hint="eastAsia"/>
-          <w:lang w:val="ru-RU"/>
-        </w:rPr>
       </w:pPr>
       <w:r>
         <w:rPr>
           <w:lang w:val="ru-RU"/>
         </w:rPr>
         <w:t>ВЫВЫВЫЫВВЫ</w:t>
+      </w:r>
+      <w:r>
+        <w:t>eewweewewew</w:t>
       </w:r>
       <w:bookmarkStart w:id="0" w:name="_GoBack"/>
       <w:bookmarkEnd w:id="0"/>
@@ -337,7 +333,6 @@
     </w:r>
     <w:r>
       <w:rPr>
-        <w:rFonts w:hint="eastAsia"/>
         <w:color w:val="64748B"/>
         <w:sz w:val="16"/>
       </w:rPr>
@@ -12342,7 +12337,7 @@
 </file>
 
 <file path=customXml/itemProps1.xml><?xml version="1.0" encoding="utf-8"?>
-<ds:datastoreItem xmlns:ds="http://schemas.openxmlformats.org/officeDocument/2006/customXml" ds:itemID="{C532F735-5001-4B6B-883C-0EC9336968F7}">
+<ds:datastoreItem xmlns:ds="http://schemas.openxmlformats.org/officeDocument/2006/customXml" ds:itemID="{073B07B9-C01D-4524-9DAA-438A66932817}">
   <ds:schemaRefs>
     <ds:schemaRef ds:uri="http://schemas.openxmlformats.org/officeDocument/2006/bibliography"/>
   </ds:schemaRefs>

--- a/README.docx
+++ b/README.docx
@@ -244,17 +244,8 @@
         <w:pStyle w:val="CodeBlock"/>
         <w:shd w:val="clear" w:color="auto" w:fill="EEF2F5"/>
         <w:spacing w:before="20" w:after="20"/>
-        <w:ind w:right="216"/>
+        <w:ind w:left="0" w:right="216"/>
       </w:pPr>
-      <w:r>
-        <w:rPr>
-          <w:lang w:val="ru-RU"/>
-        </w:rPr>
-        <w:t>ВЫВЫВЫЫВВЫ</w:t>
-      </w:r>
-      <w:r>
-        <w:t>eewweewewew</w:t>
-      </w:r>
       <w:bookmarkStart w:id="0" w:name="_GoBack"/>
       <w:bookmarkEnd w:id="0"/>
     </w:p>
@@ -12337,7 +12328,7 @@
 </file>
 
 <file path=customXml/itemProps1.xml><?xml version="1.0" encoding="utf-8"?>
-<ds:datastoreItem xmlns:ds="http://schemas.openxmlformats.org/officeDocument/2006/customXml" ds:itemID="{073B07B9-C01D-4524-9DAA-438A66932817}">
+<ds:datastoreItem xmlns:ds="http://schemas.openxmlformats.org/officeDocument/2006/customXml" ds:itemID="{22AA9E81-ACAB-41C5-8011-2ED94A1BC337}">
   <ds:schemaRefs>
     <ds:schemaRef ds:uri="http://schemas.openxmlformats.org/officeDocument/2006/bibliography"/>
   </ds:schemaRefs>
